--- a/ToDo.docx
+++ b/ToDo.docx
@@ -10,203 +10,16 @@
           <w:numId w:val="1"/>
         </w:numPr>
         <w:rPr>
-          <w:lang w:val="en-US"/>
-        </w:rPr>
-      </w:pPr>
-      <w:r>
-        <w:rPr>
+          <w:strike/>
+          <w:lang w:val="en-US"/>
+        </w:rPr>
+      </w:pPr>
+      <w:r>
+        <w:rPr>
+          <w:strike/>
           <w:lang w:val="en-US"/>
         </w:rPr>
         <w:t xml:space="preserve">Fix PHP code that displays alphabet </w:t>
-      </w:r>
-    </w:p>
-    <w:p>
-      <w:pPr>
-        <w:rPr>
-          <w:i/>
-          <w:color w:val="A6A6A6" w:themeColor="background1" w:themeShade="A6"/>
-          <w:lang w:val="en-US"/>
-        </w:rPr>
-      </w:pPr>
-      <w:r>
-        <w:rPr>
-          <w:i/>
-          <w:color w:val="A6A6A6" w:themeColor="background1" w:themeShade="A6"/>
-          <w:lang w:val="en-US"/>
-        </w:rPr>
-        <w:t>Add function that checks if $string[$x] is a letter. Add sup</w:t>
-      </w:r>
-      <w:r>
-        <w:rPr>
-          <w:i/>
-          <w:color w:val="A6A6A6" w:themeColor="background1" w:themeShade="A6"/>
-          <w:lang w:val="en-US"/>
-        </w:rPr>
-        <w:t>p</w:t>
-      </w:r>
-      <w:r>
-        <w:rPr>
-          <w:i/>
-          <w:color w:val="A6A6A6" w:themeColor="background1" w:themeShade="A6"/>
-          <w:lang w:val="en-US"/>
-        </w:rPr>
-        <w:t>ort for Russian alphabet</w:t>
-      </w:r>
-      <w:r>
-        <w:rPr>
-          <w:i/>
-          <w:color w:val="A6A6A6" w:themeColor="background1" w:themeShade="A6"/>
-          <w:lang w:val="en-US"/>
-        </w:rPr>
-        <w:t xml:space="preserve"> [Polish alphabet is written on two bytes</w:t>
-      </w:r>
-      <w:r>
-        <w:rPr>
-          <w:i/>
-          <w:color w:val="A6A6A6" w:themeColor="background1" w:themeShade="A6"/>
-          <w:lang w:val="en-US"/>
-        </w:rPr>
-        <w:t>, English on one, Russian (?) on 3</w:t>
-      </w:r>
-      <w:r>
-        <w:rPr>
-          <w:i/>
-          <w:color w:val="A6A6A6" w:themeColor="background1" w:themeShade="A6"/>
-          <w:lang w:val="en-US"/>
-        </w:rPr>
-        <w:br/>
-        <w:t>When those 3 junk bytes (separately these bytes are junk) are placed one by one are treated like letter, but you can’t place any space between those bytes like:</w:t>
-      </w:r>
-      <w:r>
-        <w:rPr>
-          <w:i/>
-          <w:color w:val="A6A6A6" w:themeColor="background1" w:themeShade="A6"/>
-          <w:lang w:val="en-US"/>
-        </w:rPr>
-        <w:br/>
-        <w:t xml:space="preserve">A </w:t>
-      </w:r>
-      <w:proofErr w:type="spellStart"/>
-      <w:r>
-        <w:rPr>
-          <w:i/>
-          <w:color w:val="A6A6A6" w:themeColor="background1" w:themeShade="A6"/>
-          <w:lang w:val="en-US"/>
-        </w:rPr>
-        <w:t>a</w:t>
-      </w:r>
-      <w:proofErr w:type="spellEnd"/>
-      <w:r>
-        <w:rPr>
-          <w:i/>
-          <w:color w:val="A6A6A6" w:themeColor="background1" w:themeShade="A6"/>
-          <w:lang w:val="en-US"/>
-        </w:rPr>
-        <w:t xml:space="preserve"> [</w:t>
-      </w:r>
-      <w:proofErr w:type="spellStart"/>
-      <w:r>
-        <w:rPr>
-          <w:i/>
-          <w:color w:val="A6A6A6" w:themeColor="background1" w:themeShade="A6"/>
-          <w:lang w:val="en-US"/>
-        </w:rPr>
-        <w:t>junkByteForLetterĄ</w:t>
-      </w:r>
-      <w:proofErr w:type="spellEnd"/>
-      <w:r>
-        <w:rPr>
-          <w:i/>
-          <w:color w:val="A6A6A6" w:themeColor="background1" w:themeShade="A6"/>
-          <w:lang w:val="en-US"/>
-        </w:rPr>
-        <w:t>]</w:t>
-      </w:r>
-      <w:r>
-        <w:rPr>
-          <w:i/>
-          <w:color w:val="A6A6A6" w:themeColor="background1" w:themeShade="A6"/>
-          <w:lang w:val="en-US"/>
-        </w:rPr>
-        <w:t xml:space="preserve"> </w:t>
-      </w:r>
-      <w:r>
-        <w:rPr>
-          <w:i/>
-          <w:color w:val="A6A6A6" w:themeColor="background1" w:themeShade="A6"/>
-          <w:lang w:val="en-US"/>
-        </w:rPr>
-        <w:t>[</w:t>
-      </w:r>
-      <w:proofErr w:type="spellStart"/>
-      <w:r>
-        <w:rPr>
-          <w:i/>
-          <w:color w:val="A6A6A6" w:themeColor="background1" w:themeShade="A6"/>
-          <w:lang w:val="en-US"/>
-        </w:rPr>
-        <w:t>junkByteForLetterĄ</w:t>
-      </w:r>
-      <w:proofErr w:type="spellEnd"/>
-      <w:r>
-        <w:rPr>
-          <w:i/>
-          <w:color w:val="A6A6A6" w:themeColor="background1" w:themeShade="A6"/>
-          <w:lang w:val="en-US"/>
-        </w:rPr>
-        <w:t>] [</w:t>
-      </w:r>
-      <w:proofErr w:type="spellStart"/>
-      <w:r>
-        <w:rPr>
-          <w:i/>
-          <w:color w:val="A6A6A6" w:themeColor="background1" w:themeShade="A6"/>
-          <w:lang w:val="en-US"/>
-        </w:rPr>
-        <w:t>junkByteForLetterą</w:t>
-      </w:r>
-      <w:proofErr w:type="spellEnd"/>
-      <w:r>
-        <w:rPr>
-          <w:i/>
-          <w:color w:val="A6A6A6" w:themeColor="background1" w:themeShade="A6"/>
-          <w:lang w:val="en-US"/>
-        </w:rPr>
-        <w:t>]</w:t>
-      </w:r>
-      <w:r>
-        <w:rPr>
-          <w:i/>
-          <w:color w:val="A6A6A6" w:themeColor="background1" w:themeShade="A6"/>
-          <w:lang w:val="en-US"/>
-        </w:rPr>
-        <w:t xml:space="preserve"> </w:t>
-      </w:r>
-      <w:r>
-        <w:rPr>
-          <w:i/>
-          <w:color w:val="A6A6A6" w:themeColor="background1" w:themeShade="A6"/>
-          <w:lang w:val="en-US"/>
-        </w:rPr>
-        <w:t>[</w:t>
-      </w:r>
-      <w:proofErr w:type="spellStart"/>
-      <w:r>
-        <w:rPr>
-          <w:i/>
-          <w:color w:val="A6A6A6" w:themeColor="background1" w:themeShade="A6"/>
-          <w:lang w:val="en-US"/>
-        </w:rPr>
-        <w:t>junkByteForLetterą</w:t>
-      </w:r>
-      <w:proofErr w:type="spellEnd"/>
-      <w:r>
-        <w:rPr>
-          <w:i/>
-          <w:color w:val="A6A6A6" w:themeColor="background1" w:themeShade="A6"/>
-          <w:lang w:val="en-US"/>
-        </w:rPr>
-        <w:t>] etc.</w:t>
       </w:r>
     </w:p>
     <w:p>
@@ -217,11 +30,13 @@
           <w:numId w:val="1"/>
         </w:numPr>
         <w:rPr>
-          <w:lang w:val="en-US"/>
-        </w:rPr>
-      </w:pPr>
-      <w:r>
-        <w:rPr>
+          <w:strike/>
+          <w:lang w:val="en-US"/>
+        </w:rPr>
+      </w:pPr>
+      <w:r>
+        <w:rPr>
+          <w:strike/>
           <w:lang w:val="en-US"/>
         </w:rPr>
         <w:t>Make it pretty</w:t>
@@ -430,6 +245,61 @@
         </w:rPr>
         <w:t>Add IE5-IE8 support</w:t>
       </w:r>
+      <w:r>
+        <w:rPr>
+          <w:strike/>
+          <w:lang w:val="en-US"/>
+        </w:rPr>
+        <w:t xml:space="preserve"> </w:t>
+      </w:r>
+      <w:r>
+        <w:rPr>
+          <w:lang w:val="en-US"/>
+        </w:rPr>
+        <w:t>KINDA</w:t>
+      </w:r>
+      <w:r>
+        <w:rPr>
+          <w:lang w:val="en-US"/>
+        </w:rPr>
+        <w:t xml:space="preserve"> abandoned idea. I want to support IE9 at max, and I need to change </w:t>
+      </w:r>
+      <w:proofErr w:type="spellStart"/>
+      <w:r>
+        <w:rPr>
+          <w:lang w:val="en-US"/>
+        </w:rPr>
+        <w:t>xxx.classList.</w:t>
+      </w:r>
+      <w:r>
+        <w:rPr>
+          <w:color w:val="FF0000"/>
+          <w:lang w:val="en-US"/>
+        </w:rPr>
+        <w:t>add</w:t>
+      </w:r>
+      <w:proofErr w:type="spellEnd"/>
+      <w:r>
+        <w:rPr>
+          <w:color w:val="FF0000"/>
+          <w:lang w:val="en-US"/>
+        </w:rPr>
+        <w:t xml:space="preserve"> </w:t>
+      </w:r>
+      <w:r>
+        <w:rPr>
+          <w:lang w:val="en-US"/>
+        </w:rPr>
+        <w:t>method</w:t>
+      </w:r>
+      <w:r>
+        <w:rPr>
+          <w:lang w:val="en-US"/>
+        </w:rPr>
+        <w:t xml:space="preserve"> to something different to achieve that.</w:t>
+      </w:r>
+      <w:bookmarkStart w:id="0" w:name="_GoBack"/>
+      <w:bookmarkEnd w:id="0"/>
     </w:p>
     <w:p>
       <w:pPr>
@@ -568,8 +438,6 @@
         </w:rPr>
         <w:t>code to display every font in the same size</w:t>
       </w:r>
-      <w:bookmarkStart w:id="0" w:name="_GoBack"/>
-      <w:bookmarkEnd w:id="0"/>
     </w:p>
     <w:sectPr>
       <w:pgSz w:w="11906" w:h="16838"/>

--- a/ToDo.docx
+++ b/ToDo.docx
@@ -98,11 +98,13 @@
           <w:numId w:val="1"/>
         </w:numPr>
         <w:rPr>
-          <w:lang w:val="en-US"/>
-        </w:rPr>
-      </w:pPr>
-      <w:r>
-        <w:rPr>
+          <w:strike/>
+          <w:lang w:val="en-US"/>
+        </w:rPr>
+      </w:pPr>
+      <w:r>
+        <w:rPr>
+          <w:strike/>
           <w:lang w:val="en-US"/>
         </w:rPr>
         <w:t>Write code for different sizes (may add some forms to check antialiasing for one letter?)</w:t>
@@ -298,8 +300,6 @@
         </w:rPr>
         <w:t xml:space="preserve"> to something different to achieve that.</w:t>
       </w:r>
-      <w:bookmarkStart w:id="0" w:name="_GoBack"/>
-      <w:bookmarkEnd w:id="0"/>
     </w:p>
     <w:p>
       <w:pPr>
@@ -351,25 +351,7 @@
           <w:color w:val="2F5496" w:themeColor="accent1" w:themeShade="BF"/>
           <w:lang w:val="en-US"/>
         </w:rPr>
-        <w:t xml:space="preserve"> for objects other than td </w:t>
-      </w:r>
-      <w:proofErr w:type="spellStart"/>
-      <w:r>
-        <w:rPr>
-          <w:i/>
-          <w:color w:val="2F5496" w:themeColor="accent1" w:themeShade="BF"/>
-          <w:lang w:val="en-US"/>
-        </w:rPr>
-        <w:t>tr</w:t>
-      </w:r>
-      <w:proofErr w:type="spellEnd"/>
-      <w:r>
-        <w:rPr>
-          <w:i/>
-          <w:color w:val="2F5496" w:themeColor="accent1" w:themeShade="BF"/>
-          <w:lang w:val="en-US"/>
-        </w:rPr>
-        <w:t xml:space="preserve"> and caption. </w:t>
+        <w:t xml:space="preserve"> for objects other than td tr and caption. </w:t>
       </w:r>
       <w:proofErr w:type="spellStart"/>
       <w:r>
@@ -438,6 +420,30 @@
         </w:rPr>
         <w:t>code to display every font in the same size</w:t>
       </w:r>
+    </w:p>
+    <w:p>
+      <w:pPr>
+        <w:pStyle w:val="Akapitzlist"/>
+        <w:numPr>
+          <w:ilvl w:val="0"/>
+          <w:numId w:val="4"/>
+        </w:numPr>
+        <w:rPr>
+          <w:b/>
+          <w:color w:val="FF0000"/>
+          <w:lang w:val="en-US"/>
+        </w:rPr>
+      </w:pPr>
+      <w:r>
+        <w:rPr>
+          <w:b/>
+          <w:color w:val="FF0000"/>
+          <w:lang w:val="en-US"/>
+        </w:rPr>
+        <w:t>OPTIMALIZATION</w:t>
+      </w:r>
+      <w:bookmarkStart w:id="0" w:name="_GoBack"/>
+      <w:bookmarkEnd w:id="0"/>
     </w:p>
     <w:sectPr>
       <w:pgSz w:w="11906" w:h="16838"/>

--- a/ToDo.docx
+++ b/ToDo.docx
@@ -442,8 +442,138 @@
         </w:rPr>
         <w:t>OPTIMALIZATION</w:t>
       </w:r>
+    </w:p>
+    <w:p>
+      <w:pPr>
+        <w:pStyle w:val="Akapitzlist"/>
+        <w:numPr>
+          <w:ilvl w:val="0"/>
+          <w:numId w:val="4"/>
+        </w:numPr>
+        <w:rPr>
+          <w:strike/>
+          <w:lang w:val="en-US"/>
+        </w:rPr>
+      </w:pPr>
+      <w:r>
+        <w:rPr>
+          <w:strike/>
+          <w:lang w:val="en-US"/>
+        </w:rPr>
+        <w:t xml:space="preserve">Fix </w:t>
+      </w:r>
+      <w:proofErr w:type="spellStart"/>
+      <w:r>
+        <w:rPr>
+          <w:strike/>
+          <w:lang w:val="en-US"/>
+        </w:rPr>
+        <w:t>colour</w:t>
+      </w:r>
+      <w:proofErr w:type="spellEnd"/>
+      <w:r>
+        <w:rPr>
+          <w:strike/>
+          <w:lang w:val="en-US"/>
+        </w:rPr>
+        <w:t xml:space="preserve"> selection tab</w:t>
+      </w:r>
+    </w:p>
+    <w:p>
+      <w:pPr>
+        <w:pStyle w:val="Akapitzlist"/>
+        <w:numPr>
+          <w:ilvl w:val="0"/>
+          <w:numId w:val="4"/>
+        </w:numPr>
+        <w:rPr>
+          <w:lang w:val="en-US"/>
+        </w:rPr>
+      </w:pPr>
+      <w:r>
+        <w:rPr>
+          <w:lang w:val="en-US"/>
+        </w:rPr>
+        <w:t xml:space="preserve">Add </w:t>
+      </w:r>
+      <w:proofErr w:type="spellStart"/>
+      <w:r>
+        <w:rPr>
+          <w:lang w:val="en-US"/>
+        </w:rPr>
+        <w:t>rgb</w:t>
+      </w:r>
+      <w:proofErr w:type="spellEnd"/>
+      <w:r>
+        <w:rPr>
+          <w:lang w:val="en-US"/>
+        </w:rPr>
+        <w:t xml:space="preserve">, </w:t>
+      </w:r>
+      <w:proofErr w:type="spellStart"/>
+      <w:r>
+        <w:rPr>
+          <w:lang w:val="en-US"/>
+        </w:rPr>
+        <w:t>rgba</w:t>
+      </w:r>
+      <w:proofErr w:type="spellEnd"/>
+      <w:r>
+        <w:rPr>
+          <w:lang w:val="en-US"/>
+        </w:rPr>
+        <w:t xml:space="preserve">, </w:t>
+      </w:r>
+      <w:proofErr w:type="spellStart"/>
+      <w:r>
+        <w:rPr>
+          <w:lang w:val="en-US"/>
+        </w:rPr>
+        <w:t>hsl</w:t>
+      </w:r>
+      <w:proofErr w:type="spellEnd"/>
+      <w:r>
+        <w:rPr>
+          <w:lang w:val="en-US"/>
+        </w:rPr>
+        <w:t xml:space="preserve">, </w:t>
+      </w:r>
+      <w:proofErr w:type="spellStart"/>
+      <w:r>
+        <w:rPr>
+          <w:lang w:val="en-US"/>
+        </w:rPr>
+        <w:t>hsla</w:t>
+      </w:r>
+      <w:proofErr w:type="spellEnd"/>
+      <w:r>
+        <w:rPr>
+          <w:lang w:val="en-US"/>
+        </w:rPr>
+        <w:t xml:space="preserve"> suppo</w:t>
+      </w:r>
       <w:bookmarkStart w:id="0" w:name="_GoBack"/>
       <w:bookmarkEnd w:id="0"/>
+      <w:r>
+        <w:rPr>
+          <w:lang w:val="en-US"/>
+        </w:rPr>
+        <w:t xml:space="preserve">rt in </w:t>
+      </w:r>
+      <w:proofErr w:type="spellStart"/>
+      <w:r>
+        <w:rPr>
+          <w:lang w:val="en-US"/>
+        </w:rPr>
+        <w:t>colour</w:t>
+      </w:r>
+      <w:proofErr w:type="spellEnd"/>
+      <w:r>
+        <w:rPr>
+          <w:lang w:val="en-US"/>
+        </w:rPr>
+        <w:t xml:space="preserve"> selection tab</w:t>
+      </w:r>
     </w:p>
     <w:sectPr>
       <w:pgSz w:w="11906" w:h="16838"/>

--- a/ToDo.docx
+++ b/ToDo.docx
@@ -195,6 +195,24 @@
     </w:p>
     <w:p>
       <w:pPr>
+        <w:ind w:left="360"/>
+        <w:rPr>
+          <w:color w:val="2F5496" w:themeColor="accent1" w:themeShade="BF"/>
+          <w:lang w:val="en-US"/>
+        </w:rPr>
+      </w:pPr>
+      <w:r>
+        <w:rPr>
+          <w:color w:val="2F5496" w:themeColor="accent1" w:themeShade="BF"/>
+          <w:lang w:val="en-US"/>
+        </w:rPr>
+        <w:t>Mainly achieved, but still need to improve</w:t>
+      </w:r>
+      <w:bookmarkStart w:id="0" w:name="_GoBack"/>
+      <w:bookmarkEnd w:id="0"/>
+    </w:p>
+    <w:p>
+      <w:pPr>
         <w:pStyle w:val="Akapitzlist"/>
         <w:numPr>
           <w:ilvl w:val="0"/>
@@ -405,20 +423,37 @@
           <w:numId w:val="4"/>
         </w:numPr>
         <w:rPr>
-          <w:lang w:val="en-US"/>
-        </w:rPr>
-      </w:pPr>
-      <w:r>
-        <w:rPr>
+          <w:strike/>
+          <w:lang w:val="en-US"/>
+        </w:rPr>
+      </w:pPr>
+      <w:r>
+        <w:rPr>
+          <w:strike/>
           <w:lang w:val="en-US"/>
         </w:rPr>
         <w:t xml:space="preserve">Add </w:t>
       </w:r>
       <w:r>
         <w:rPr>
+          <w:strike/>
           <w:lang w:val="en-US"/>
         </w:rPr>
         <w:t>code to display every font in the same size</w:t>
+      </w:r>
+      <w:r>
+        <w:rPr>
+          <w:color w:val="2F5496" w:themeColor="accent1" w:themeShade="BF"/>
+          <w:lang w:val="en-US"/>
+        </w:rPr>
+        <w:t xml:space="preserve"> </w:t>
+      </w:r>
+      <w:r>
+        <w:rPr>
+          <w:color w:val="2F5496" w:themeColor="accent1" w:themeShade="BF"/>
+          <w:lang w:val="en-US"/>
+        </w:rPr>
+        <w:t>(abandoned idea, it’s good to know the actual size of the font on site)</w:t>
       </w:r>
     </w:p>
     <w:p>
@@ -550,15 +585,7 @@
         <w:rPr>
           <w:lang w:val="en-US"/>
         </w:rPr>
-        <w:t xml:space="preserve"> suppo</w:t>
-      </w:r>
-      <w:bookmarkStart w:id="0" w:name="_GoBack"/>
-      <w:bookmarkEnd w:id="0"/>
-      <w:r>
-        <w:rPr>
-          <w:lang w:val="en-US"/>
-        </w:rPr>
-        <w:t xml:space="preserve">rt in </w:t>
+        <w:t xml:space="preserve"> support in </w:t>
       </w:r>
       <w:proofErr w:type="spellStart"/>
       <w:r>
